--- a/checklists/эталонный1 — копия.docx
+++ b/checklists/эталонный1 — копия.docx
@@ -82,21 +82,7 @@
               <w:rPr>
                 <w:szCs w:val="16"/>
               </w:rPr>
-              <w:t>ООО «</w:t>
-            </w:r>
-            <w:proofErr w:type="spellStart"/>
-            <w:r>
-              <w:rPr>
-                <w:szCs w:val="16"/>
-              </w:rPr>
-              <w:t>РиК</w:t>
-            </w:r>
-            <w:proofErr w:type="spellEnd"/>
-            <w:r>
-              <w:rPr>
-                <w:szCs w:val="16"/>
-              </w:rPr>
-              <w:t>»</w:t>
+              <w:t>ООО «РиК»</w:t>
             </w:r>
           </w:p>
         </w:tc>
@@ -651,16 +637,8 @@
               <w:rPr>
                 <w:szCs w:val="16"/>
               </w:rPr>
-              <w:t xml:space="preserve"> </w:t>
-            </w:r>
-            <w:proofErr w:type="spellStart"/>
-            <w:r>
-              <w:rPr>
-                <w:szCs w:val="16"/>
-              </w:rPr>
-              <w:t>термопоты</w:t>
-            </w:r>
-            <w:proofErr w:type="spellEnd"/>
+              <w:t xml:space="preserve"> термопоты</w:t>
+            </w:r>
           </w:p>
         </w:tc>
         <w:tc>
@@ -800,19 +778,11 @@
                 </w:r>
               </w:sdtContent>
             </w:sdt>
-            <w:proofErr w:type="spellStart"/>
-            <w:r>
-              <w:rPr>
-                <w:szCs w:val="16"/>
-              </w:rPr>
-              <w:t>индук</w:t>
-            </w:r>
-            <w:proofErr w:type="spellEnd"/>
-            <w:r>
-              <w:rPr>
-                <w:szCs w:val="16"/>
-              </w:rPr>
-              <w:t xml:space="preserve">. </w:t>
+            <w:r>
+              <w:rPr>
+                <w:szCs w:val="16"/>
+              </w:rPr>
+              <w:t xml:space="preserve">индук. </w:t>
             </w:r>
             <w:sdt>
               <w:sdtPr>
@@ -841,21 +811,7 @@
               <w:rPr>
                 <w:szCs w:val="16"/>
               </w:rPr>
-              <w:t xml:space="preserve"> </w:t>
-            </w:r>
-            <w:proofErr w:type="spellStart"/>
-            <w:r>
-              <w:rPr>
-                <w:szCs w:val="16"/>
-              </w:rPr>
-              <w:t>элек</w:t>
-            </w:r>
-            <w:proofErr w:type="spellEnd"/>
-            <w:r>
-              <w:rPr>
-                <w:szCs w:val="16"/>
-              </w:rPr>
-              <w:t xml:space="preserve">. </w:t>
+              <w:t xml:space="preserve"> элек. </w:t>
             </w:r>
             <w:sdt>
               <w:sdtPr>
@@ -1764,19 +1720,11 @@
                 </w:r>
               </w:sdtContent>
             </w:sdt>
-            <w:proofErr w:type="spellStart"/>
-            <w:r>
-              <w:rPr>
-                <w:szCs w:val="16"/>
-              </w:rPr>
-              <w:t>этикетировщики</w:t>
-            </w:r>
-            <w:proofErr w:type="spellEnd"/>
-            <w:r>
-              <w:rPr>
-                <w:szCs w:val="16"/>
-              </w:rPr>
-              <w:t xml:space="preserve"> </w:t>
+            <w:r>
+              <w:rPr>
+                <w:szCs w:val="16"/>
+              </w:rPr>
+              <w:t xml:space="preserve">этикетировщики </w:t>
             </w:r>
           </w:p>
         </w:tc>
@@ -1962,35 +1910,27 @@
                 </w:rPr>
                 <w:id w:val="-781651431"/>
                 <w14:checkbox>
-                  <w14:checked w14:val="0"/>
-                  <w14:checkedState w14:val="2612" w14:font="MS Gothic"/>
-                  <w14:uncheckedState w14:val="2610" w14:font="MS Gothic"/>
-                </w14:checkbox>
-              </w:sdtPr>
-              <w:sdtEndPr/>
-              <w:sdtContent>
-                <w:r>
-                  <w:rPr>
-                    <w:rFonts w:ascii="MS Gothic" w:eastAsia="MS Gothic" w:hAnsi="MS Gothic" w:hint="eastAsia"/>
-                    <w:szCs w:val="16"/>
-                  </w:rPr>
-                  <w:t>☐</w:t>
-                </w:r>
-              </w:sdtContent>
-            </w:sdt>
-            <w:proofErr w:type="spellStart"/>
-            <w:r>
-              <w:rPr>
-                <w:szCs w:val="16"/>
-              </w:rPr>
-              <w:t>пароконвектоматы</w:t>
-            </w:r>
-            <w:proofErr w:type="spellEnd"/>
-            <w:r>
-              <w:rPr>
-                <w:szCs w:val="16"/>
-              </w:rPr>
-              <w:t xml:space="preserve"> </w:t>
+                  <w14:checked w14:val="1"/>
+                  <w14:checkedState w14:val="2612" w14:font="MS Gothic"/>
+                  <w14:uncheckedState w14:val="2610" w14:font="MS Gothic"/>
+                </w14:checkbox>
+              </w:sdtPr>
+              <w:sdtEndPr/>
+              <w:sdtContent>
+                <w:r>
+                  <w:rPr>
+                    <w:rFonts w:ascii="MS Gothic" w:eastAsia="MS Gothic" w:hAnsi="MS Gothic" w:hint="eastAsia"/>
+                    <w:szCs w:val="16"/>
+                  </w:rPr>
+                  <w:t>☒</w:t>
+                </w:r>
+              </w:sdtContent>
+            </w:sdt>
+            <w:r>
+              <w:rPr>
+                <w:szCs w:val="16"/>
+              </w:rPr>
+              <w:t xml:space="preserve">пароконвектоматы </w:t>
             </w:r>
           </w:p>
         </w:tc>
@@ -2620,16 +2560,8 @@
               <w:rPr>
                 <w:szCs w:val="16"/>
               </w:rPr>
-              <w:t xml:space="preserve"> </w:t>
-            </w:r>
-            <w:proofErr w:type="spellStart"/>
-            <w:r>
-              <w:rPr>
-                <w:szCs w:val="16"/>
-              </w:rPr>
-              <w:t>мусаты</w:t>
-            </w:r>
-            <w:proofErr w:type="spellEnd"/>
+              <w:t xml:space="preserve"> мусаты</w:t>
+            </w:r>
           </w:p>
         </w:tc>
         <w:tc>
@@ -2731,19 +2663,11 @@
                 </w:r>
               </w:sdtContent>
             </w:sdt>
-            <w:proofErr w:type="spellStart"/>
-            <w:r>
-              <w:rPr>
-                <w:szCs w:val="16"/>
-              </w:rPr>
-              <w:t>расстоечные</w:t>
-            </w:r>
-            <w:proofErr w:type="spellEnd"/>
-            <w:r>
-              <w:rPr>
-                <w:szCs w:val="16"/>
-              </w:rPr>
-              <w:t xml:space="preserve"> шкафы</w:t>
+            <w:r>
+              <w:rPr>
+                <w:szCs w:val="16"/>
+              </w:rPr>
+              <w:t>расстоечные шкафы</w:t>
             </w:r>
           </w:p>
         </w:tc>
@@ -2811,16 +2735,8 @@
               <w:rPr>
                 <w:szCs w:val="16"/>
               </w:rPr>
-              <w:t xml:space="preserve"> </w:t>
-            </w:r>
-            <w:proofErr w:type="spellStart"/>
-            <w:r>
-              <w:rPr>
-                <w:szCs w:val="16"/>
-              </w:rPr>
-              <w:t>клипсаторы</w:t>
-            </w:r>
-            <w:proofErr w:type="spellEnd"/>
+              <w:t xml:space="preserve"> клипсаторы</w:t>
+            </w:r>
           </w:p>
         </w:tc>
         <w:tc>
@@ -2910,7 +2826,7 @@
               </w:rPr>
               <w:t xml:space="preserve">плитка, </w:t>
             </w:r>
-            <w:proofErr w:type="spellStart"/>
+            <w:proofErr w:type="gramStart"/>
             <w:r>
               <w:rPr>
                 <w:sz w:val="14"/>
@@ -2918,7 +2834,7 @@
               </w:rPr>
               <w:t>метл.лист</w:t>
             </w:r>
-            <w:proofErr w:type="spellEnd"/>
+            <w:proofErr w:type="gramEnd"/>
             <w:r>
               <w:rPr>
                 <w:sz w:val="14"/>
@@ -3353,14 +3269,12 @@
                 </w:r>
               </w:sdtContent>
             </w:sdt>
-            <w:proofErr w:type="spellStart"/>
             <w:r>
               <w:rPr>
                 <w:szCs w:val="16"/>
               </w:rPr>
               <w:t>гастроёмкости</w:t>
             </w:r>
-            <w:proofErr w:type="spellEnd"/>
           </w:p>
         </w:tc>
         <w:tc>
@@ -4815,19 +4729,11 @@
                 </w:r>
               </w:sdtContent>
             </w:sdt>
-            <w:proofErr w:type="spellStart"/>
-            <w:r>
-              <w:rPr>
-                <w:szCs w:val="16"/>
-              </w:rPr>
-              <w:t>силапеновые</w:t>
-            </w:r>
-            <w:proofErr w:type="spellEnd"/>
-            <w:r>
-              <w:rPr>
-                <w:szCs w:val="16"/>
-              </w:rPr>
-              <w:t xml:space="preserve"> коврики</w:t>
+            <w:r>
+              <w:rPr>
+                <w:szCs w:val="16"/>
+              </w:rPr>
+              <w:t>силапеновые коврики</w:t>
             </w:r>
           </w:p>
         </w:tc>
@@ -4886,19 +4792,11 @@
                 </w:r>
               </w:sdtContent>
             </w:sdt>
-            <w:proofErr w:type="spellStart"/>
-            <w:r>
-              <w:rPr>
-                <w:szCs w:val="16"/>
-              </w:rPr>
-              <w:t>бисквиторезки</w:t>
-            </w:r>
-            <w:proofErr w:type="spellEnd"/>
-            <w:r>
-              <w:rPr>
-                <w:szCs w:val="16"/>
-              </w:rPr>
-              <w:t xml:space="preserve"> </w:t>
+            <w:r>
+              <w:rPr>
+                <w:szCs w:val="16"/>
+              </w:rPr>
+              <w:t xml:space="preserve">бисквиторезки </w:t>
             </w:r>
           </w:p>
         </w:tc>
@@ -5294,16 +5192,8 @@
               <w:rPr>
                 <w:szCs w:val="16"/>
               </w:rPr>
-              <w:t xml:space="preserve"> </w:t>
-            </w:r>
-            <w:proofErr w:type="spellStart"/>
-            <w:r>
-              <w:rPr>
-                <w:szCs w:val="16"/>
-              </w:rPr>
-              <w:t>тестоделители</w:t>
-            </w:r>
-            <w:proofErr w:type="spellEnd"/>
+              <w:t xml:space="preserve"> тестоделители</w:t>
+            </w:r>
           </w:p>
         </w:tc>
         <w:tc>
@@ -5535,19 +5425,11 @@
                 </w:r>
               </w:sdtContent>
             </w:sdt>
-            <w:proofErr w:type="spellStart"/>
-            <w:r>
-              <w:rPr>
-                <w:szCs w:val="16"/>
-              </w:rPr>
-              <w:t>дежи</w:t>
-            </w:r>
-            <w:proofErr w:type="spellEnd"/>
-            <w:r>
-              <w:rPr>
-                <w:szCs w:val="16"/>
-              </w:rPr>
-              <w:t xml:space="preserve"> </w:t>
+            <w:r>
+              <w:rPr>
+                <w:szCs w:val="16"/>
+              </w:rPr>
+              <w:t xml:space="preserve">дежи </w:t>
             </w:r>
           </w:p>
         </w:tc>
@@ -5652,19 +5534,11 @@
                 </w:r>
               </w:sdtContent>
             </w:sdt>
-            <w:proofErr w:type="spellStart"/>
-            <w:r>
-              <w:rPr>
-                <w:szCs w:val="16"/>
-              </w:rPr>
-              <w:t>тестоокруглители</w:t>
-            </w:r>
-            <w:proofErr w:type="spellEnd"/>
-            <w:r>
-              <w:rPr>
-                <w:szCs w:val="16"/>
-              </w:rPr>
-              <w:t xml:space="preserve"> </w:t>
+            <w:r>
+              <w:rPr>
+                <w:szCs w:val="16"/>
+              </w:rPr>
+              <w:t xml:space="preserve">тестоокруглители </w:t>
             </w:r>
           </w:p>
         </w:tc>
@@ -5708,14 +5582,12 @@
                 </w:r>
               </w:sdtContent>
             </w:sdt>
-            <w:proofErr w:type="spellStart"/>
             <w:r>
               <w:rPr>
                 <w:szCs w:val="16"/>
               </w:rPr>
               <w:t>тестораскатки</w:t>
             </w:r>
-            <w:proofErr w:type="spellEnd"/>
           </w:p>
         </w:tc>
         <w:tc>
@@ -5887,16 +5759,8 @@
               <w:rPr>
                 <w:szCs w:val="16"/>
               </w:rPr>
-              <w:t xml:space="preserve"> ворота/</w:t>
-            </w:r>
-            <w:proofErr w:type="spellStart"/>
-            <w:r>
-              <w:rPr>
-                <w:szCs w:val="16"/>
-              </w:rPr>
-              <w:t>роллета</w:t>
-            </w:r>
-            <w:proofErr w:type="spellEnd"/>
+              <w:t xml:space="preserve"> ворота/роллета</w:t>
+            </w:r>
             <w:r>
               <w:rPr>
                 <w:szCs w:val="16"/>
@@ -5963,16 +5827,8 @@
               <w:rPr>
                 <w:szCs w:val="16"/>
               </w:rPr>
-              <w:t xml:space="preserve">ёмкости для </w:t>
-            </w:r>
-            <w:proofErr w:type="spellStart"/>
-            <w:r>
-              <w:rPr>
-                <w:szCs w:val="16"/>
-              </w:rPr>
-              <w:t>перетаривания</w:t>
-            </w:r>
-            <w:proofErr w:type="spellEnd"/>
+              <w:t>ёмкости для перетаривания</w:t>
+            </w:r>
           </w:p>
         </w:tc>
         <w:tc>
@@ -6257,21 +6113,7 @@
               <w:rPr>
                 <w:szCs w:val="16"/>
               </w:rPr>
-              <w:t xml:space="preserve">корзины для </w:t>
-            </w:r>
-            <w:proofErr w:type="spellStart"/>
-            <w:r>
-              <w:rPr>
-                <w:szCs w:val="16"/>
-              </w:rPr>
-              <w:t>расстойки</w:t>
-            </w:r>
-            <w:proofErr w:type="spellEnd"/>
-            <w:r>
-              <w:rPr>
-                <w:szCs w:val="16"/>
-              </w:rPr>
-              <w:t xml:space="preserve"> теста</w:t>
+              <w:t>корзины для расстойки теста</w:t>
             </w:r>
           </w:p>
         </w:tc>
@@ -6324,14 +6166,12 @@
                 </w:r>
               </w:sdtContent>
             </w:sdt>
-            <w:proofErr w:type="spellStart"/>
             <w:r>
               <w:rPr>
                 <w:szCs w:val="16"/>
               </w:rPr>
               <w:t>тарталетницы</w:t>
             </w:r>
-            <w:proofErr w:type="spellEnd"/>
           </w:p>
         </w:tc>
         <w:tc>
@@ -6450,19 +6290,11 @@
               </w:rPr>
               <w:t xml:space="preserve"> </w:t>
             </w:r>
-            <w:proofErr w:type="spellStart"/>
-            <w:r>
-              <w:rPr>
-                <w:szCs w:val="16"/>
-              </w:rPr>
-              <w:t>демосистема</w:t>
-            </w:r>
-            <w:proofErr w:type="spellEnd"/>
-            <w:r>
-              <w:rPr>
-                <w:szCs w:val="16"/>
-              </w:rPr>
-              <w:t xml:space="preserve"> (контактная поверхность)</w:t>
+            <w:r>
+              <w:rPr>
+                <w:szCs w:val="16"/>
+              </w:rPr>
+              <w:t>демосистема (контактная поверхность)</w:t>
             </w:r>
           </w:p>
         </w:tc>
@@ -7196,16 +7028,8 @@
               <w:rPr>
                 <w:szCs w:val="16"/>
               </w:rPr>
-              <w:t xml:space="preserve">тележки </w:t>
-            </w:r>
-            <w:proofErr w:type="spellStart"/>
-            <w:r>
-              <w:rPr>
-                <w:szCs w:val="16"/>
-              </w:rPr>
-              <w:t>подкатные</w:t>
-            </w:r>
-            <w:proofErr w:type="spellEnd"/>
+              <w:t>тележки подкатные</w:t>
+            </w:r>
           </w:p>
         </w:tc>
         <w:tc>
@@ -7267,21 +7091,7 @@
               <w:rPr>
                 <w:szCs w:val="16"/>
               </w:rPr>
-              <w:t xml:space="preserve">машина для резки </w:t>
-            </w:r>
-            <w:proofErr w:type="spellStart"/>
-            <w:r>
-              <w:rPr>
-                <w:szCs w:val="16"/>
-              </w:rPr>
-              <w:t>конд</w:t>
-            </w:r>
-            <w:proofErr w:type="spellEnd"/>
-            <w:r>
-              <w:rPr>
-                <w:szCs w:val="16"/>
-              </w:rPr>
-              <w:t>. изделий</w:t>
+              <w:t>машина для резки конд. изделий</w:t>
             </w:r>
           </w:p>
         </w:tc>
@@ -7820,21 +7630,7 @@
               <w:rPr>
                 <w:szCs w:val="16"/>
               </w:rPr>
-              <w:t>изотермические контейнеры (</w:t>
-            </w:r>
-            <w:proofErr w:type="spellStart"/>
-            <w:r>
-              <w:rPr>
-                <w:szCs w:val="16"/>
-              </w:rPr>
-              <w:t>bigbox</w:t>
-            </w:r>
-            <w:proofErr w:type="spellEnd"/>
-            <w:r>
-              <w:rPr>
-                <w:szCs w:val="16"/>
-              </w:rPr>
-              <w:t>)</w:t>
+              <w:t>изотермические контейнеры (bigbox)</w:t>
             </w:r>
           </w:p>
         </w:tc>
@@ -8074,31 +7870,13 @@
                 </w:r>
               </w:sdtContent>
             </w:sdt>
-            <w:proofErr w:type="spellStart"/>
             <w:r>
               <w:rPr>
                 <w:rFonts w:eastAsia="Times New Roman"/>
                 <w:szCs w:val="16"/>
               </w:rPr>
-              <w:t>расстоечные</w:t>
-            </w:r>
-            <w:proofErr w:type="spellEnd"/>
-            <w:r>
-              <w:rPr>
-                <w:rFonts w:eastAsia="Times New Roman"/>
-                <w:szCs w:val="16"/>
-              </w:rPr>
-              <w:t xml:space="preserve"> </w:t>
-            </w:r>
-            <w:proofErr w:type="spellStart"/>
-            <w:r>
-              <w:rPr>
-                <w:rFonts w:eastAsia="Times New Roman"/>
-                <w:szCs w:val="16"/>
-              </w:rPr>
-              <w:t>термочехлы</w:t>
-            </w:r>
-            <w:proofErr w:type="spellEnd"/>
+              <w:t>расстоечные термочехлы</w:t>
+            </w:r>
           </w:p>
         </w:tc>
         <w:tc>
@@ -8150,19 +7928,11 @@
                 </w:r>
               </w:sdtContent>
             </w:sdt>
-            <w:proofErr w:type="spellStart"/>
-            <w:r>
-              <w:rPr>
-                <w:szCs w:val="16"/>
-              </w:rPr>
-              <w:t>минифилы</w:t>
-            </w:r>
-            <w:proofErr w:type="spellEnd"/>
-            <w:r>
-              <w:rPr>
-                <w:szCs w:val="16"/>
-              </w:rPr>
-              <w:t xml:space="preserve"> (дозаторы крема)</w:t>
+            <w:r>
+              <w:rPr>
+                <w:szCs w:val="16"/>
+              </w:rPr>
+              <w:t>минифилы (дозаторы крема)</w:t>
             </w:r>
           </w:p>
         </w:tc>
@@ -8946,21 +8716,7 @@
               <w:rPr>
                 <w:szCs w:val="16"/>
               </w:rPr>
-              <w:t xml:space="preserve"> </w:t>
-            </w:r>
-            <w:proofErr w:type="spellStart"/>
-            <w:r>
-              <w:rPr>
-                <w:szCs w:val="16"/>
-              </w:rPr>
-              <w:t>мопы</w:t>
-            </w:r>
-            <w:proofErr w:type="spellEnd"/>
-            <w:r>
-              <w:rPr>
-                <w:szCs w:val="16"/>
-              </w:rPr>
-              <w:t xml:space="preserve"> </w:t>
+              <w:t xml:space="preserve"> мопы </w:t>
             </w:r>
           </w:p>
         </w:tc>
@@ -9145,19 +8901,11 @@
                 </w:r>
               </w:sdtContent>
             </w:sdt>
-            <w:proofErr w:type="spellStart"/>
-            <w:r>
-              <w:rPr>
-                <w:szCs w:val="16"/>
-              </w:rPr>
-              <w:t>просеиватели</w:t>
-            </w:r>
-            <w:proofErr w:type="spellEnd"/>
-            <w:r>
-              <w:rPr>
-                <w:szCs w:val="16"/>
-              </w:rPr>
-              <w:t xml:space="preserve">: </w:t>
+            <w:r>
+              <w:rPr>
+                <w:szCs w:val="16"/>
+              </w:rPr>
+              <w:t xml:space="preserve">просеиватели: </w:t>
             </w:r>
             <w:sdt>
               <w:sdtPr>
@@ -9540,19 +9288,11 @@
                 </w:r>
               </w:sdtContent>
             </w:sdt>
-            <w:proofErr w:type="spellStart"/>
-            <w:r>
-              <w:rPr>
-                <w:szCs w:val="16"/>
-              </w:rPr>
-              <w:t>солодоварки</w:t>
-            </w:r>
-            <w:proofErr w:type="spellEnd"/>
-            <w:r>
-              <w:rPr>
-                <w:szCs w:val="16"/>
-              </w:rPr>
-              <w:t xml:space="preserve"> </w:t>
+            <w:r>
+              <w:rPr>
+                <w:szCs w:val="16"/>
+              </w:rPr>
+              <w:t xml:space="preserve">солодоварки </w:t>
             </w:r>
           </w:p>
         </w:tc>
@@ -9591,14 +9331,12 @@
                 </w:r>
               </w:sdtContent>
             </w:sdt>
-            <w:proofErr w:type="spellStart"/>
             <w:r>
               <w:rPr>
                 <w:szCs w:val="16"/>
               </w:rPr>
               <w:t>ферментаторы</w:t>
             </w:r>
-            <w:proofErr w:type="spellEnd"/>
           </w:p>
         </w:tc>
         <w:tc>
@@ -10726,19 +10464,11 @@
                 </w:r>
               </w:sdtContent>
             </w:sdt>
-            <w:proofErr w:type="spellStart"/>
-            <w:r>
-              <w:rPr>
-                <w:szCs w:val="16"/>
-              </w:rPr>
-              <w:t>таромоечная</w:t>
-            </w:r>
-            <w:proofErr w:type="spellEnd"/>
-            <w:r>
-              <w:rPr>
-                <w:szCs w:val="16"/>
-              </w:rPr>
-              <w:t xml:space="preserve"> машина</w:t>
+            <w:r>
+              <w:rPr>
+                <w:szCs w:val="16"/>
+              </w:rPr>
+              <w:t>таромоечная машина</w:t>
             </w:r>
           </w:p>
         </w:tc>
@@ -11111,14 +10841,12 @@
                 </w:r>
               </w:sdtContent>
             </w:sdt>
-            <w:proofErr w:type="spellStart"/>
             <w:r>
               <w:rPr>
                 <w:szCs w:val="16"/>
               </w:rPr>
               <w:t>слайсера</w:t>
             </w:r>
-            <w:proofErr w:type="spellEnd"/>
           </w:p>
         </w:tc>
         <w:tc>
@@ -12440,19 +12168,19 @@
                 </w:rPr>
                 <w:id w:val="24534269"/>
                 <w14:checkbox>
-                  <w14:checked w14:val="0"/>
-                  <w14:checkedState w14:val="2612" w14:font="MS Gothic"/>
-                  <w14:uncheckedState w14:val="2610" w14:font="MS Gothic"/>
-                </w14:checkbox>
-              </w:sdtPr>
-              <w:sdtEndPr/>
-              <w:sdtContent>
-                <w:r>
-                  <w:rPr>
-                    <w:rFonts w:ascii="MS Gothic" w:eastAsia="MS Gothic" w:hAnsi="MS Gothic" w:hint="eastAsia"/>
-                    <w:szCs w:val="16"/>
-                  </w:rPr>
-                  <w:t>☐</w:t>
+                  <w14:checked w14:val="1"/>
+                  <w14:checkedState w14:val="2612" w14:font="MS Gothic"/>
+                  <w14:uncheckedState w14:val="2610" w14:font="MS Gothic"/>
+                </w14:checkbox>
+              </w:sdtPr>
+              <w:sdtEndPr/>
+              <w:sdtContent>
+                <w:r>
+                  <w:rPr>
+                    <w:rFonts w:ascii="MS Gothic" w:eastAsia="MS Gothic" w:hAnsi="MS Gothic" w:hint="eastAsia"/>
+                    <w:szCs w:val="16"/>
+                  </w:rPr>
+                  <w:t>☒</w:t>
                 </w:r>
               </w:sdtContent>
             </w:sdt>
@@ -12644,7 +12372,6 @@
               </w:rPr>
               <w:t xml:space="preserve">Дозирующее оборудование </w:t>
             </w:r>
-            <w:proofErr w:type="spellStart"/>
             <w:r>
               <w:rPr>
                 <w:rStyle w:val="ac"/>
@@ -12653,7 +12380,6 @@
               </w:rPr>
               <w:t>Protwin</w:t>
             </w:r>
-            <w:proofErr w:type="spellEnd"/>
           </w:p>
         </w:tc>
         <w:tc>
@@ -14072,19 +13798,8 @@
                 <w:color w:val="FF0000"/>
                 <w:szCs w:val="16"/>
               </w:rPr>
-              <w:t xml:space="preserve">МС З, Ок, </w:t>
-            </w:r>
-            <w:proofErr w:type="spellStart"/>
-            <w:r>
-              <w:rPr>
-                <w:b/>
-                <w:bCs/>
-                <w:color w:val="FF0000"/>
-                <w:szCs w:val="16"/>
-              </w:rPr>
-              <w:t>Монит</w:t>
-            </w:r>
-            <w:proofErr w:type="spellEnd"/>
+              <w:t>МС З, Ок, Монит</w:t>
+            </w:r>
           </w:p>
         </w:tc>
         <w:tc>
@@ -14215,16 +13930,8 @@
               <w:rPr>
                 <w:szCs w:val="16"/>
               </w:rPr>
-              <w:t xml:space="preserve"> </w:t>
-            </w:r>
-            <w:proofErr w:type="spellStart"/>
-            <w:r>
-              <w:rPr>
-                <w:szCs w:val="16"/>
-              </w:rPr>
-              <w:t>обувницы</w:t>
-            </w:r>
-            <w:proofErr w:type="spellEnd"/>
+              <w:t xml:space="preserve"> обувницы</w:t>
+            </w:r>
           </w:p>
         </w:tc>
         <w:tc>
@@ -15413,28 +15120,18 @@
         <w:lang w:val="en-US"/>
       </w:rPr>
     </w:pPr>
-    <w:r>
-      <w:fldChar w:fldCharType="begin"/>
-    </w:r>
-    <w:r>
-      <w:instrText xml:space="preserve"> TITLE   \* MERGEFORMAT </w:instrText>
-    </w:r>
-    <w:r>
-      <w:fldChar w:fldCharType="separate"/>
-    </w:r>
-    <w:r>
-      <w:rPr>
-        <w:rStyle w:val="a6"/>
-        <w:lang w:val="en-US"/>
-      </w:rPr>
-      <w:t>Ф-ХХ</w:t>
-    </w:r>
-    <w:r>
-      <w:t>.2024</w:t>
-    </w:r>
-    <w:r>
-      <w:fldChar w:fldCharType="end"/>
-    </w:r>
+    <w:fldSimple w:instr=" TITLE   \* MERGEFORMAT ">
+      <w:r>
+        <w:rPr>
+          <w:rStyle w:val="a6"/>
+          <w:lang w:val="en-US"/>
+        </w:rPr>
+        <w:t>Ф-ХХ</w:t>
+      </w:r>
+      <w:r>
+        <w:t>.2024</w:t>
+      </w:r>
+    </w:fldSimple>
   </w:p>
 </w:hdr>
 </file>
@@ -21318,6 +21015,7 @@
     <w:rsid w:val="001C779F"/>
     <w:rsid w:val="0023142E"/>
     <w:rsid w:val="00253E06"/>
+    <w:rsid w:val="002F447C"/>
     <w:rsid w:val="00315D5F"/>
     <w:rsid w:val="003333B4"/>
     <w:rsid w:val="00383E49"/>

--- a/checklists/эталонный1 — копия.docx
+++ b/checklists/эталонный1 — копия.docx
@@ -12709,7 +12709,7 @@
                 <w:dropDownList>
                   <w:listItem w:value="Выберите элемент."/>
                   <w:listItem w:displayText="1,0 %" w:value="1,0 %"/>
-                  <w:listItem w:displayText="0,02-0,05 %" w:value="0,02-0,05 %"/>
+                  <w:listItem w:displayText="0,02 % - 0,05 % (по НУК)" w:value="0,02 % - 0,05 % (по НУК)"/>
                   <w:listItem w:displayText="1,0-2,0 %" w:value="1,0-2,0 %"/>
                   <w:listItem w:displayText="0,5-1,0 %" w:value="0,5-1,0 %"/>
                   <w:listItem w:displayText="100 %" w:value="100 %"/>
@@ -12720,7 +12720,7 @@
                   <w:rPr>
                     <w:szCs w:val="16"/>
                   </w:rPr>
-                  <w:t>0,02-0,05 %</w:t>
+                  <w:t>0,02 % - 0,05 % (по НУК)</w:t>
                 </w:r>
               </w:sdtContent>
             </w:sdt>
@@ -14062,7 +14062,6 @@
                 <w:rStyle w:val="ac"/>
                 <w:szCs w:val="16"/>
               </w:rPr>
-              <w:lastRenderedPageBreak/>
               <w:t>Офисная техника:</w:t>
             </w:r>
           </w:p>
@@ -20519,7 +20518,7 @@
       <w:docPartBody>
         <w:p>
           <w:pPr>
-            <w:pStyle w:val="A0711B191F8A4ACAAA52668F5B5336A91"/>
+            <w:pStyle w:val="A0711B191F8A4ACAAA52668F5B5336A9"/>
           </w:pPr>
           <w:r>
             <w:rPr>
@@ -21050,8 +21049,10 @@
     <w:rsid w:val="00AB2DA9"/>
     <w:rsid w:val="00AE017F"/>
     <w:rsid w:val="00B4130E"/>
+    <w:rsid w:val="00B60A47"/>
     <w:rsid w:val="00BA33E9"/>
     <w:rsid w:val="00BE3838"/>
+    <w:rsid w:val="00C156BF"/>
     <w:rsid w:val="00C15C5C"/>
     <w:rsid w:val="00C61034"/>
     <w:rsid w:val="00CA3021"/>
@@ -21517,7 +21518,7 @@
     <w:basedOn w:val="a0"/>
     <w:uiPriority w:val="99"/>
     <w:semiHidden/>
-    <w:rsid w:val="00195E81"/>
+    <w:rsid w:val="00B60A47"/>
     <w:rPr>
       <w:color w:val="808080"/>
     </w:rPr>
@@ -21560,9 +21561,9 @@
       <w:szCs w:val="20"/>
     </w:rPr>
   </w:style>
-  <w:style w:type="paragraph" w:customStyle="1" w:styleId="0227A1FFA51349A4A572F623226BF50F1">
-    <w:name w:val="0227A1FFA51349A4A572F623226BF50F1"/>
-    <w:rsid w:val="00465EA2"/>
+  <w:style w:type="paragraph" w:customStyle="1" w:styleId="A0711B191F8A4ACAAA52668F5B5336A9">
+    <w:name w:val="A0711B191F8A4ACAAA52668F5B5336A9"/>
+    <w:rsid w:val="00B60A47"/>
     <w:pPr>
       <w:spacing w:after="0" w:line="240" w:lineRule="auto"/>
     </w:pPr>

--- a/checklists/эталонный1 — копия.docx
+++ b/checklists/эталонный1 — копия.docx
@@ -82,7 +82,21 @@
               <w:rPr>
                 <w:szCs w:val="16"/>
               </w:rPr>
-              <w:t>ООО «РиК»</w:t>
+              <w:t>ООО «</w:t>
+            </w:r>
+            <w:proofErr w:type="spellStart"/>
+            <w:r>
+              <w:rPr>
+                <w:szCs w:val="16"/>
+              </w:rPr>
+              <w:t>РиК</w:t>
+            </w:r>
+            <w:proofErr w:type="spellEnd"/>
+            <w:r>
+              <w:rPr>
+                <w:szCs w:val="16"/>
+              </w:rPr>
+              <w:t>»</w:t>
             </w:r>
           </w:p>
         </w:tc>
@@ -650,8 +664,16 @@
               <w:rPr>
                 <w:szCs w:val="16"/>
               </w:rPr>
-              <w:t xml:space="preserve"> термопоты</w:t>
-            </w:r>
+              <w:t xml:space="preserve"> </w:t>
+            </w:r>
+            <w:proofErr w:type="spellStart"/>
+            <w:r>
+              <w:rPr>
+                <w:szCs w:val="16"/>
+              </w:rPr>
+              <w:t>термопоты</w:t>
+            </w:r>
+            <w:proofErr w:type="spellEnd"/>
           </w:p>
         </w:tc>
         <w:tc>
@@ -791,11 +813,19 @@
                 </w:r>
               </w:sdtContent>
             </w:sdt>
-            <w:r>
-              <w:rPr>
-                <w:szCs w:val="16"/>
-              </w:rPr>
-              <w:t xml:space="preserve">индук. </w:t>
+            <w:proofErr w:type="spellStart"/>
+            <w:r>
+              <w:rPr>
+                <w:szCs w:val="16"/>
+              </w:rPr>
+              <w:t>индук</w:t>
+            </w:r>
+            <w:proofErr w:type="spellEnd"/>
+            <w:r>
+              <w:rPr>
+                <w:szCs w:val="16"/>
+              </w:rPr>
+              <w:t xml:space="preserve">. </w:t>
             </w:r>
             <w:sdt>
               <w:sdtPr>
@@ -824,7 +854,21 @@
               <w:rPr>
                 <w:szCs w:val="16"/>
               </w:rPr>
-              <w:t xml:space="preserve"> элек. </w:t>
+              <w:t xml:space="preserve"> </w:t>
+            </w:r>
+            <w:proofErr w:type="spellStart"/>
+            <w:r>
+              <w:rPr>
+                <w:szCs w:val="16"/>
+              </w:rPr>
+              <w:t>элек</w:t>
+            </w:r>
+            <w:proofErr w:type="spellEnd"/>
+            <w:r>
+              <w:rPr>
+                <w:szCs w:val="16"/>
+              </w:rPr>
+              <w:t xml:space="preserve">. </w:t>
             </w:r>
             <w:sdt>
               <w:sdtPr>
@@ -1733,11 +1777,19 @@
                 </w:r>
               </w:sdtContent>
             </w:sdt>
-            <w:r>
-              <w:rPr>
-                <w:szCs w:val="16"/>
-              </w:rPr>
-              <w:t xml:space="preserve">этикетировщики </w:t>
+            <w:proofErr w:type="spellStart"/>
+            <w:r>
+              <w:rPr>
+                <w:szCs w:val="16"/>
+              </w:rPr>
+              <w:t>этикетировщики</w:t>
+            </w:r>
+            <w:proofErr w:type="spellEnd"/>
+            <w:r>
+              <w:rPr>
+                <w:szCs w:val="16"/>
+              </w:rPr>
+              <w:t xml:space="preserve"> </w:t>
             </w:r>
           </w:p>
         </w:tc>
@@ -1939,11 +1991,19 @@
                 </w:r>
               </w:sdtContent>
             </w:sdt>
-            <w:r>
-              <w:rPr>
-                <w:szCs w:val="16"/>
-              </w:rPr>
-              <w:t xml:space="preserve">пароконвектоматы </w:t>
+            <w:proofErr w:type="spellStart"/>
+            <w:r>
+              <w:rPr>
+                <w:szCs w:val="16"/>
+              </w:rPr>
+              <w:t>пароконвектоматы</w:t>
+            </w:r>
+            <w:proofErr w:type="spellEnd"/>
+            <w:r>
+              <w:rPr>
+                <w:szCs w:val="16"/>
+              </w:rPr>
+              <w:t xml:space="preserve"> </w:t>
             </w:r>
           </w:p>
         </w:tc>
@@ -2573,8 +2633,16 @@
               <w:rPr>
                 <w:szCs w:val="16"/>
               </w:rPr>
-              <w:t xml:space="preserve"> мусаты</w:t>
-            </w:r>
+              <w:t xml:space="preserve"> </w:t>
+            </w:r>
+            <w:proofErr w:type="spellStart"/>
+            <w:r>
+              <w:rPr>
+                <w:szCs w:val="16"/>
+              </w:rPr>
+              <w:t>мусаты</w:t>
+            </w:r>
+            <w:proofErr w:type="spellEnd"/>
           </w:p>
         </w:tc>
         <w:tc>
@@ -2676,11 +2744,19 @@
                 </w:r>
               </w:sdtContent>
             </w:sdt>
-            <w:r>
-              <w:rPr>
-                <w:szCs w:val="16"/>
-              </w:rPr>
-              <w:t>расстоечные шкафы</w:t>
+            <w:proofErr w:type="spellStart"/>
+            <w:r>
+              <w:rPr>
+                <w:szCs w:val="16"/>
+              </w:rPr>
+              <w:t>расстоечные</w:t>
+            </w:r>
+            <w:proofErr w:type="spellEnd"/>
+            <w:r>
+              <w:rPr>
+                <w:szCs w:val="16"/>
+              </w:rPr>
+              <w:t xml:space="preserve"> шкафы</w:t>
             </w:r>
           </w:p>
         </w:tc>
@@ -2748,8 +2824,16 @@
               <w:rPr>
                 <w:szCs w:val="16"/>
               </w:rPr>
-              <w:t xml:space="preserve"> клипсаторы</w:t>
-            </w:r>
+              <w:t xml:space="preserve"> </w:t>
+            </w:r>
+            <w:proofErr w:type="spellStart"/>
+            <w:r>
+              <w:rPr>
+                <w:szCs w:val="16"/>
+              </w:rPr>
+              <w:t>клипсаторы</w:t>
+            </w:r>
+            <w:proofErr w:type="spellEnd"/>
           </w:p>
         </w:tc>
         <w:tc>
@@ -2839,6 +2923,7 @@
               </w:rPr>
               <w:t xml:space="preserve">плитка, </w:t>
             </w:r>
+            <w:proofErr w:type="spellStart"/>
             <w:proofErr w:type="gramStart"/>
             <w:r>
               <w:rPr>
@@ -2847,6 +2932,7 @@
               </w:rPr>
               <w:t>метл.лист</w:t>
             </w:r>
+            <w:proofErr w:type="spellEnd"/>
             <w:proofErr w:type="gramEnd"/>
             <w:r>
               <w:rPr>
@@ -3282,12 +3368,14 @@
                 </w:r>
               </w:sdtContent>
             </w:sdt>
+            <w:proofErr w:type="spellStart"/>
             <w:r>
               <w:rPr>
                 <w:szCs w:val="16"/>
               </w:rPr>
               <w:t>гастроёмкости</w:t>
             </w:r>
+            <w:proofErr w:type="spellEnd"/>
           </w:p>
         </w:tc>
         <w:tc>
@@ -4748,11 +4836,19 @@
                 </w:r>
               </w:sdtContent>
             </w:sdt>
-            <w:r>
-              <w:rPr>
-                <w:szCs w:val="16"/>
-              </w:rPr>
-              <w:t>силапеновые коврики</w:t>
+            <w:proofErr w:type="spellStart"/>
+            <w:r>
+              <w:rPr>
+                <w:szCs w:val="16"/>
+              </w:rPr>
+              <w:t>силапеновые</w:t>
+            </w:r>
+            <w:proofErr w:type="spellEnd"/>
+            <w:r>
+              <w:rPr>
+                <w:szCs w:val="16"/>
+              </w:rPr>
+              <w:t xml:space="preserve"> коврики</w:t>
             </w:r>
           </w:p>
         </w:tc>
@@ -4811,11 +4907,19 @@
                 </w:r>
               </w:sdtContent>
             </w:sdt>
-            <w:r>
-              <w:rPr>
-                <w:szCs w:val="16"/>
-              </w:rPr>
-              <w:t xml:space="preserve">бисквиторезки </w:t>
+            <w:proofErr w:type="spellStart"/>
+            <w:r>
+              <w:rPr>
+                <w:szCs w:val="16"/>
+              </w:rPr>
+              <w:t>бисквиторезки</w:t>
+            </w:r>
+            <w:proofErr w:type="spellEnd"/>
+            <w:r>
+              <w:rPr>
+                <w:szCs w:val="16"/>
+              </w:rPr>
+              <w:t xml:space="preserve"> </w:t>
             </w:r>
           </w:p>
         </w:tc>
@@ -5211,8 +5315,16 @@
               <w:rPr>
                 <w:szCs w:val="16"/>
               </w:rPr>
-              <w:t xml:space="preserve"> тестоделители</w:t>
-            </w:r>
+              <w:t xml:space="preserve"> </w:t>
+            </w:r>
+            <w:proofErr w:type="spellStart"/>
+            <w:r>
+              <w:rPr>
+                <w:szCs w:val="16"/>
+              </w:rPr>
+              <w:t>тестоделители</w:t>
+            </w:r>
+            <w:proofErr w:type="spellEnd"/>
           </w:p>
         </w:tc>
         <w:tc>
@@ -5444,11 +5556,19 @@
                 </w:r>
               </w:sdtContent>
             </w:sdt>
-            <w:r>
-              <w:rPr>
-                <w:szCs w:val="16"/>
-              </w:rPr>
-              <w:t xml:space="preserve">дежи </w:t>
+            <w:proofErr w:type="spellStart"/>
+            <w:r>
+              <w:rPr>
+                <w:szCs w:val="16"/>
+              </w:rPr>
+              <w:t>дежи</w:t>
+            </w:r>
+            <w:proofErr w:type="spellEnd"/>
+            <w:r>
+              <w:rPr>
+                <w:szCs w:val="16"/>
+              </w:rPr>
+              <w:t xml:space="preserve"> </w:t>
             </w:r>
           </w:p>
         </w:tc>
@@ -5553,11 +5673,19 @@
                 </w:r>
               </w:sdtContent>
             </w:sdt>
-            <w:r>
-              <w:rPr>
-                <w:szCs w:val="16"/>
-              </w:rPr>
-              <w:t xml:space="preserve">тестоокруглители </w:t>
+            <w:proofErr w:type="spellStart"/>
+            <w:r>
+              <w:rPr>
+                <w:szCs w:val="16"/>
+              </w:rPr>
+              <w:t>тестоокруглители</w:t>
+            </w:r>
+            <w:proofErr w:type="spellEnd"/>
+            <w:r>
+              <w:rPr>
+                <w:szCs w:val="16"/>
+              </w:rPr>
+              <w:t xml:space="preserve"> </w:t>
             </w:r>
           </w:p>
         </w:tc>
@@ -5601,12 +5729,14 @@
                 </w:r>
               </w:sdtContent>
             </w:sdt>
+            <w:proofErr w:type="spellStart"/>
             <w:r>
               <w:rPr>
                 <w:szCs w:val="16"/>
               </w:rPr>
               <w:t>тестораскатки</w:t>
             </w:r>
+            <w:proofErr w:type="spellEnd"/>
           </w:p>
         </w:tc>
         <w:tc>
@@ -5778,8 +5908,16 @@
               <w:rPr>
                 <w:szCs w:val="16"/>
               </w:rPr>
-              <w:t xml:space="preserve"> ворота/роллета</w:t>
-            </w:r>
+              <w:t xml:space="preserve"> ворота/</w:t>
+            </w:r>
+            <w:proofErr w:type="spellStart"/>
+            <w:r>
+              <w:rPr>
+                <w:szCs w:val="16"/>
+              </w:rPr>
+              <w:t>роллета</w:t>
+            </w:r>
+            <w:proofErr w:type="spellEnd"/>
             <w:r>
               <w:rPr>
                 <w:szCs w:val="16"/>
@@ -5846,8 +5984,16 @@
               <w:rPr>
                 <w:szCs w:val="16"/>
               </w:rPr>
-              <w:t>ёмкости для перетаривания</w:t>
-            </w:r>
+              <w:t xml:space="preserve">ёмкости для </w:t>
+            </w:r>
+            <w:proofErr w:type="spellStart"/>
+            <w:r>
+              <w:rPr>
+                <w:szCs w:val="16"/>
+              </w:rPr>
+              <w:t>перетаривания</w:t>
+            </w:r>
+            <w:proofErr w:type="spellEnd"/>
           </w:p>
         </w:tc>
         <w:tc>
@@ -6132,7 +6278,21 @@
               <w:rPr>
                 <w:szCs w:val="16"/>
               </w:rPr>
-              <w:t>корзины для расстойки теста</w:t>
+              <w:t xml:space="preserve">корзины для </w:t>
+            </w:r>
+            <w:proofErr w:type="spellStart"/>
+            <w:r>
+              <w:rPr>
+                <w:szCs w:val="16"/>
+              </w:rPr>
+              <w:t>расстойки</w:t>
+            </w:r>
+            <w:proofErr w:type="spellEnd"/>
+            <w:r>
+              <w:rPr>
+                <w:szCs w:val="16"/>
+              </w:rPr>
+              <w:t xml:space="preserve"> теста</w:t>
             </w:r>
           </w:p>
         </w:tc>
@@ -6185,12 +6345,14 @@
                 </w:r>
               </w:sdtContent>
             </w:sdt>
+            <w:proofErr w:type="spellStart"/>
             <w:r>
               <w:rPr>
                 <w:szCs w:val="16"/>
               </w:rPr>
               <w:t>тарталетницы</w:t>
             </w:r>
+            <w:proofErr w:type="spellEnd"/>
           </w:p>
         </w:tc>
         <w:tc>
@@ -6309,11 +6471,19 @@
               </w:rPr>
               <w:t xml:space="preserve"> </w:t>
             </w:r>
-            <w:r>
-              <w:rPr>
-                <w:szCs w:val="16"/>
-              </w:rPr>
-              <w:t>демосистема (контактная поверхность)</w:t>
+            <w:proofErr w:type="spellStart"/>
+            <w:r>
+              <w:rPr>
+                <w:szCs w:val="16"/>
+              </w:rPr>
+              <w:t>демосистема</w:t>
+            </w:r>
+            <w:proofErr w:type="spellEnd"/>
+            <w:r>
+              <w:rPr>
+                <w:szCs w:val="16"/>
+              </w:rPr>
+              <w:t xml:space="preserve"> (контактная поверхность)</w:t>
             </w:r>
           </w:p>
         </w:tc>
@@ -7047,8 +7217,16 @@
               <w:rPr>
                 <w:szCs w:val="16"/>
               </w:rPr>
-              <w:t>тележки подкатные</w:t>
-            </w:r>
+              <w:t xml:space="preserve">тележки </w:t>
+            </w:r>
+            <w:proofErr w:type="spellStart"/>
+            <w:r>
+              <w:rPr>
+                <w:szCs w:val="16"/>
+              </w:rPr>
+              <w:t>подкатные</w:t>
+            </w:r>
+            <w:proofErr w:type="spellEnd"/>
           </w:p>
         </w:tc>
         <w:tc>
@@ -7110,7 +7288,21 @@
               <w:rPr>
                 <w:szCs w:val="16"/>
               </w:rPr>
-              <w:t>машина для резки конд. изделий</w:t>
+              <w:t xml:space="preserve">машина для резки </w:t>
+            </w:r>
+            <w:proofErr w:type="spellStart"/>
+            <w:r>
+              <w:rPr>
+                <w:szCs w:val="16"/>
+              </w:rPr>
+              <w:t>конд</w:t>
+            </w:r>
+            <w:proofErr w:type="spellEnd"/>
+            <w:r>
+              <w:rPr>
+                <w:szCs w:val="16"/>
+              </w:rPr>
+              <w:t>. изделий</w:t>
             </w:r>
           </w:p>
         </w:tc>
@@ -7649,7 +7841,21 @@
               <w:rPr>
                 <w:szCs w:val="16"/>
               </w:rPr>
-              <w:t>изотермические контейнеры (bigbox)</w:t>
+              <w:t>изотермические контейнеры (</w:t>
+            </w:r>
+            <w:proofErr w:type="spellStart"/>
+            <w:r>
+              <w:rPr>
+                <w:szCs w:val="16"/>
+              </w:rPr>
+              <w:t>bigbox</w:t>
+            </w:r>
+            <w:proofErr w:type="spellEnd"/>
+            <w:r>
+              <w:rPr>
+                <w:szCs w:val="16"/>
+              </w:rPr>
+              <w:t>)</w:t>
             </w:r>
           </w:p>
         </w:tc>
@@ -7889,13 +8095,31 @@
                 </w:r>
               </w:sdtContent>
             </w:sdt>
+            <w:proofErr w:type="spellStart"/>
             <w:r>
               <w:rPr>
                 <w:rFonts w:eastAsia="Times New Roman"/>
                 <w:szCs w:val="16"/>
               </w:rPr>
-              <w:t>расстоечные термочехлы</w:t>
-            </w:r>
+              <w:t>расстоечные</w:t>
+            </w:r>
+            <w:proofErr w:type="spellEnd"/>
+            <w:r>
+              <w:rPr>
+                <w:rFonts w:eastAsia="Times New Roman"/>
+                <w:szCs w:val="16"/>
+              </w:rPr>
+              <w:t xml:space="preserve"> </w:t>
+            </w:r>
+            <w:proofErr w:type="spellStart"/>
+            <w:r>
+              <w:rPr>
+                <w:rFonts w:eastAsia="Times New Roman"/>
+                <w:szCs w:val="16"/>
+              </w:rPr>
+              <w:t>термочехлы</w:t>
+            </w:r>
+            <w:proofErr w:type="spellEnd"/>
           </w:p>
         </w:tc>
         <w:tc>
@@ -7947,11 +8171,19 @@
                 </w:r>
               </w:sdtContent>
             </w:sdt>
-            <w:r>
-              <w:rPr>
-                <w:szCs w:val="16"/>
-              </w:rPr>
-              <w:t>минифилы (дозаторы крема)</w:t>
+            <w:proofErr w:type="spellStart"/>
+            <w:r>
+              <w:rPr>
+                <w:szCs w:val="16"/>
+              </w:rPr>
+              <w:t>минифилы</w:t>
+            </w:r>
+            <w:proofErr w:type="spellEnd"/>
+            <w:r>
+              <w:rPr>
+                <w:szCs w:val="16"/>
+              </w:rPr>
+              <w:t xml:space="preserve"> (дозаторы крема)</w:t>
             </w:r>
           </w:p>
         </w:tc>
@@ -8735,7 +8967,21 @@
               <w:rPr>
                 <w:szCs w:val="16"/>
               </w:rPr>
-              <w:t xml:space="preserve"> мопы </w:t>
+              <w:t xml:space="preserve"> </w:t>
+            </w:r>
+            <w:proofErr w:type="spellStart"/>
+            <w:r>
+              <w:rPr>
+                <w:szCs w:val="16"/>
+              </w:rPr>
+              <w:t>мопы</w:t>
+            </w:r>
+            <w:proofErr w:type="spellEnd"/>
+            <w:r>
+              <w:rPr>
+                <w:szCs w:val="16"/>
+              </w:rPr>
+              <w:t xml:space="preserve"> </w:t>
             </w:r>
           </w:p>
         </w:tc>
@@ -8920,11 +9166,19 @@
                 </w:r>
               </w:sdtContent>
             </w:sdt>
-            <w:r>
-              <w:rPr>
-                <w:szCs w:val="16"/>
-              </w:rPr>
-              <w:t xml:space="preserve">просеиватели: </w:t>
+            <w:proofErr w:type="spellStart"/>
+            <w:r>
+              <w:rPr>
+                <w:szCs w:val="16"/>
+              </w:rPr>
+              <w:t>просеиватели</w:t>
+            </w:r>
+            <w:proofErr w:type="spellEnd"/>
+            <w:r>
+              <w:rPr>
+                <w:szCs w:val="16"/>
+              </w:rPr>
+              <w:t xml:space="preserve">: </w:t>
             </w:r>
             <w:sdt>
               <w:sdtPr>
@@ -9307,11 +9561,19 @@
                 </w:r>
               </w:sdtContent>
             </w:sdt>
-            <w:r>
-              <w:rPr>
-                <w:szCs w:val="16"/>
-              </w:rPr>
-              <w:t xml:space="preserve">солодоварки </w:t>
+            <w:proofErr w:type="spellStart"/>
+            <w:r>
+              <w:rPr>
+                <w:szCs w:val="16"/>
+              </w:rPr>
+              <w:t>солодоварки</w:t>
+            </w:r>
+            <w:proofErr w:type="spellEnd"/>
+            <w:r>
+              <w:rPr>
+                <w:szCs w:val="16"/>
+              </w:rPr>
+              <w:t xml:space="preserve"> </w:t>
             </w:r>
           </w:p>
         </w:tc>
@@ -9350,12 +9612,14 @@
                 </w:r>
               </w:sdtContent>
             </w:sdt>
+            <w:proofErr w:type="spellStart"/>
             <w:r>
               <w:rPr>
                 <w:szCs w:val="16"/>
               </w:rPr>
               <w:t>ферментаторы</w:t>
             </w:r>
+            <w:proofErr w:type="spellEnd"/>
           </w:p>
         </w:tc>
         <w:tc>
@@ -10483,11 +10747,19 @@
                 </w:r>
               </w:sdtContent>
             </w:sdt>
-            <w:r>
-              <w:rPr>
-                <w:szCs w:val="16"/>
-              </w:rPr>
-              <w:t>таромоечная машина</w:t>
+            <w:proofErr w:type="spellStart"/>
+            <w:r>
+              <w:rPr>
+                <w:szCs w:val="16"/>
+              </w:rPr>
+              <w:t>таромоечная</w:t>
+            </w:r>
+            <w:proofErr w:type="spellEnd"/>
+            <w:r>
+              <w:rPr>
+                <w:szCs w:val="16"/>
+              </w:rPr>
+              <w:t xml:space="preserve"> машина</w:t>
             </w:r>
           </w:p>
         </w:tc>
@@ -10860,12 +11132,14 @@
                 </w:r>
               </w:sdtContent>
             </w:sdt>
+            <w:proofErr w:type="spellStart"/>
             <w:r>
               <w:rPr>
                 <w:szCs w:val="16"/>
               </w:rPr>
               <w:t>слайсера</w:t>
             </w:r>
+            <w:proofErr w:type="spellEnd"/>
           </w:p>
         </w:tc>
         <w:tc>
@@ -12391,6 +12665,7 @@
               </w:rPr>
               <w:t xml:space="preserve">Дозирующее оборудование </w:t>
             </w:r>
+            <w:proofErr w:type="spellStart"/>
             <w:r>
               <w:rPr>
                 <w:rStyle w:val="ac"/>
@@ -12399,6 +12674,7 @@
               </w:rPr>
               <w:t>Protwin</w:t>
             </w:r>
+            <w:proofErr w:type="spellEnd"/>
           </w:p>
         </w:tc>
         <w:tc>
@@ -12423,6 +12699,7 @@
                 <w:placeholder>
                   <w:docPart w:val="41E09B7E81A7455085CD32D1318D0C8D"/>
                 </w:placeholder>
+                <w:showingPlcHdr/>
                 <w:dropDownList>
                   <w:listItem w:value="Выберите элемент."/>
                   <w:listItem w:displayText="ХИМИТЕК ИЗУМРУД 310" w:value="ХИМИТЕК ИЗУМРУД 310"/>
@@ -12434,9 +12711,9 @@
               <w:sdtContent>
                 <w:r>
                   <w:rPr>
-                    <w:szCs w:val="16"/>
-                  </w:rPr>
-                  <w:t>ХИМИТЕК ИЗУМРУД 310</w:t>
+                    <w:rStyle w:val="af"/>
+                  </w:rPr>
+                  <w:t>Выберите элемент.</w:t>
                 </w:r>
               </w:sdtContent>
             </w:sdt>
@@ -12681,6 +12958,7 @@
                 <w:placeholder>
                   <w:docPart w:val="0227A1FFA51349A4A572F623226BF50F"/>
                 </w:placeholder>
+                <w:showingPlcHdr/>
                 <w:dropDownList>
                   <w:listItem w:value="Выберите элемент."/>
                   <w:listItem w:displayText="ХИМИТЕК ИЗУМРУД 310" w:value="ХИМИТЕК ИЗУМРУД 310"/>
@@ -12694,9 +12972,9 @@
               <w:sdtContent>
                 <w:r>
                   <w:rPr>
-                    <w:szCs w:val="16"/>
-                  </w:rPr>
-                  <w:t>ХИМИТЕК ПОЛИДЕЗ®-СУПЕР</w:t>
+                    <w:rStyle w:val="af"/>
+                  </w:rPr>
+                  <w:t>Выберите элемент.</w:t>
                 </w:r>
               </w:sdtContent>
             </w:sdt>
@@ -12905,6 +13183,7 @@
                 <w:placeholder>
                   <w:docPart w:val="4A6A070F9D7F44E8B3F7C700E8AF6B65"/>
                 </w:placeholder>
+                <w:showingPlcHdr/>
                 <w:dropDownList>
                   <w:listItem w:value="Выберите элемент."/>
                   <w:listItem w:displayText="ХИМИТЕК ИЗУМРУД 310" w:value="ХИМИТЕК ИЗУМРУД 310"/>
@@ -12917,9 +13196,9 @@
               <w:sdtContent>
                 <w:r>
                   <w:rPr>
-                    <w:szCs w:val="16"/>
-                  </w:rPr>
-                  <w:t>ХИМИТЕК УНИВЕРСАЛ-ПЕНАКТИВ-ЦВМ</w:t>
+                    <w:rStyle w:val="af"/>
+                  </w:rPr>
+                  <w:t>Выберите элемент.</w:t>
                 </w:r>
               </w:sdtContent>
             </w:sdt>
@@ -13313,6 +13592,7 @@
                 <w:placeholder>
                   <w:docPart w:val="EF51DBB499EA455F91EDCAFA10364DA2"/>
                 </w:placeholder>
+                <w:showingPlcHdr/>
                 <w:dropDownList>
                   <w:listItem w:value="Выберите элемент."/>
                   <w:listItem w:displayText="ХИМИТЕК ИЗУМРУД 310" w:value="ХИМИТЕК ИЗУМРУД 310"/>
@@ -13324,9 +13604,9 @@
               <w:sdtContent>
                 <w:r>
                   <w:rPr>
-                    <w:szCs w:val="16"/>
-                  </w:rPr>
-                  <w:t>ХИМИТЕК ЧУДОДЕЙ®-ПОЛИПРОМ 190022</w:t>
+                    <w:rStyle w:val="af"/>
+                  </w:rPr>
+                  <w:t>Выберите элемент.</w:t>
                 </w:r>
               </w:sdtContent>
             </w:sdt>
@@ -13719,6 +13999,7 @@
                 <w:placeholder>
                   <w:docPart w:val="0EDFF2C0F3224F129D3D6A85BCFA2D21"/>
                 </w:placeholder>
+                <w:showingPlcHdr/>
                 <w:dropDownList>
                   <w:listItem w:value="Выберите элемент."/>
                   <w:listItem w:displayText="ХИМИТЕК ИЗУМРУД 310" w:value="ХИМИТЕК ИЗУМРУД 310"/>
@@ -13730,9 +14011,9 @@
               <w:sdtContent>
                 <w:r>
                   <w:rPr>
-                    <w:szCs w:val="16"/>
-                  </w:rPr>
-                  <w:t>ХИМИТЕК ИЗУМРУД 310</w:t>
+                    <w:rStyle w:val="af"/>
+                  </w:rPr>
+                  <w:t>Выберите элемент.</w:t>
                 </w:r>
               </w:sdtContent>
             </w:sdt>
@@ -13817,8 +14098,19 @@
                 <w:color w:val="FF0000"/>
                 <w:szCs w:val="16"/>
               </w:rPr>
-              <w:t>МС З, Ок, Монит</w:t>
-            </w:r>
+              <w:t xml:space="preserve">МС З, Ок, </w:t>
+            </w:r>
+            <w:proofErr w:type="spellStart"/>
+            <w:r>
+              <w:rPr>
+                <w:b/>
+                <w:bCs/>
+                <w:color w:val="FF0000"/>
+                <w:szCs w:val="16"/>
+              </w:rPr>
+              <w:t>Монит</w:t>
+            </w:r>
+            <w:proofErr w:type="spellEnd"/>
           </w:p>
         </w:tc>
         <w:tc>
@@ -13949,8 +14241,16 @@
               <w:rPr>
                 <w:szCs w:val="16"/>
               </w:rPr>
-              <w:t xml:space="preserve"> обувницы</w:t>
-            </w:r>
+              <w:t xml:space="preserve"> </w:t>
+            </w:r>
+            <w:proofErr w:type="spellStart"/>
+            <w:r>
+              <w:rPr>
+                <w:szCs w:val="16"/>
+              </w:rPr>
+              <w:t>обувницы</w:t>
+            </w:r>
+            <w:proofErr w:type="spellEnd"/>
           </w:p>
         </w:tc>
         <w:tc>
@@ -15138,28 +15438,18 @@
         <w:lang w:val="en-US"/>
       </w:rPr>
     </w:pPr>
-    <w:r>
-      <w:fldChar w:fldCharType="begin"/>
-    </w:r>
-    <w:r>
-      <w:instrText xml:space="preserve"> TITLE   \* MERGEFORMAT </w:instrText>
-    </w:r>
-    <w:r>
-      <w:fldChar w:fldCharType="separate"/>
-    </w:r>
-    <w:r>
-      <w:rPr>
-        <w:rStyle w:val="a6"/>
-        <w:lang w:val="en-US"/>
-      </w:rPr>
-      <w:t>Ф-ХХ</w:t>
-    </w:r>
-    <w:r>
-      <w:t>.2024</w:t>
-    </w:r>
-    <w:r>
-      <w:fldChar w:fldCharType="end"/>
-    </w:r>
+    <w:fldSimple w:instr=" TITLE   \* MERGEFORMAT ">
+      <w:r>
+        <w:rPr>
+          <w:rStyle w:val="a6"/>
+          <w:lang w:val="en-US"/>
+        </w:rPr>
+        <w:t>Ф-ХХ</w:t>
+      </w:r>
+      <w:r>
+        <w:t>.2024</w:t>
+      </w:r>
+    </w:fldSimple>
   </w:p>
 </w:hdr>
 </file>
@@ -21043,6 +21333,7 @@
     <w:rsid w:val="000C4D86"/>
     <w:rsid w:val="000E4199"/>
     <w:rsid w:val="00195E81"/>
+    <w:rsid w:val="001A578C"/>
     <w:rsid w:val="001C779F"/>
     <w:rsid w:val="0023142E"/>
     <w:rsid w:val="00253E06"/>

--- a/checklists/эталонный1 — копия.docx
+++ b/checklists/эталонный1 — копия.docx
@@ -6573,19 +6573,19 @@
                 </w:rPr>
                 <w:id w:val="234128927"/>
                 <w14:checkbox>
-                  <w14:checked w14:val="0"/>
-                  <w14:checkedState w14:val="2612" w14:font="MS Gothic"/>
-                  <w14:uncheckedState w14:val="2610" w14:font="MS Gothic"/>
-                </w14:checkbox>
-              </w:sdtPr>
-              <w:sdtEndPr/>
-              <w:sdtContent>
-                <w:r>
-                  <w:rPr>
-                    <w:rFonts w:ascii="MS Gothic" w:eastAsia="MS Gothic" w:hAnsi="MS Gothic" w:hint="eastAsia"/>
-                    <w:szCs w:val="16"/>
-                  </w:rPr>
-                  <w:t>☐</w:t>
+                  <w14:checked w14:val="1"/>
+                  <w14:checkedState w14:val="2612" w14:font="MS Gothic"/>
+                  <w14:uncheckedState w14:val="2610" w14:font="MS Gothic"/>
+                </w14:checkbox>
+              </w:sdtPr>
+              <w:sdtEndPr/>
+              <w:sdtContent>
+                <w:r>
+                  <w:rPr>
+                    <w:rFonts w:ascii="MS Gothic" w:eastAsia="MS Gothic" w:hAnsi="MS Gothic" w:hint="eastAsia"/>
+                    <w:szCs w:val="16"/>
+                  </w:rPr>
+                  <w:t>☒</w:t>
                 </w:r>
               </w:sdtContent>
             </w:sdt>
@@ -6922,19 +6922,19 @@
                 </w:rPr>
                 <w:id w:val="1364787115"/>
                 <w14:checkbox>
-                  <w14:checked w14:val="0"/>
-                  <w14:checkedState w14:val="2612" w14:font="MS Gothic"/>
-                  <w14:uncheckedState w14:val="2610" w14:font="MS Gothic"/>
-                </w14:checkbox>
-              </w:sdtPr>
-              <w:sdtEndPr/>
-              <w:sdtContent>
-                <w:r>
-                  <w:rPr>
-                    <w:rFonts w:ascii="MS Gothic" w:eastAsia="MS Gothic" w:hAnsi="MS Gothic" w:hint="eastAsia"/>
-                    <w:szCs w:val="16"/>
-                  </w:rPr>
-                  <w:t>☐</w:t>
+                  <w14:checked w14:val="1"/>
+                  <w14:checkedState w14:val="2612" w14:font="MS Gothic"/>
+                  <w14:uncheckedState w14:val="2610" w14:font="MS Gothic"/>
+                </w14:checkbox>
+              </w:sdtPr>
+              <w:sdtEndPr/>
+              <w:sdtContent>
+                <w:r>
+                  <w:rPr>
+                    <w:rFonts w:ascii="MS Gothic" w:eastAsia="MS Gothic" w:hAnsi="MS Gothic" w:hint="eastAsia"/>
+                    <w:szCs w:val="16"/>
+                  </w:rPr>
+                  <w:t>☒</w:t>
                 </w:r>
               </w:sdtContent>
             </w:sdt>
@@ -6965,19 +6965,19 @@
                 </w:rPr>
                 <w:id w:val="-1840151148"/>
                 <w14:checkbox>
-                  <w14:checked w14:val="0"/>
-                  <w14:checkedState w14:val="2612" w14:font="MS Gothic"/>
-                  <w14:uncheckedState w14:val="2610" w14:font="MS Gothic"/>
-                </w14:checkbox>
-              </w:sdtPr>
-              <w:sdtEndPr/>
-              <w:sdtContent>
-                <w:r>
-                  <w:rPr>
-                    <w:rFonts w:ascii="MS Gothic" w:eastAsia="MS Gothic" w:hAnsi="MS Gothic" w:hint="eastAsia"/>
-                    <w:szCs w:val="16"/>
-                  </w:rPr>
-                  <w:t>☐</w:t>
+                  <w14:checked w14:val="1"/>
+                  <w14:checkedState w14:val="2612" w14:font="MS Gothic"/>
+                  <w14:uncheckedState w14:val="2610" w14:font="MS Gothic"/>
+                </w14:checkbox>
+              </w:sdtPr>
+              <w:sdtEndPr/>
+              <w:sdtContent>
+                <w:r>
+                  <w:rPr>
+                    <w:rFonts w:ascii="MS Gothic" w:eastAsia="MS Gothic" w:hAnsi="MS Gothic" w:hint="eastAsia"/>
+                    <w:szCs w:val="16"/>
+                  </w:rPr>
+                  <w:t>☒</w:t>
                 </w:r>
               </w:sdtContent>
             </w:sdt>
@@ -21062,10 +21062,12 @@
     <w:rsid w:val="005D2B6B"/>
     <w:rsid w:val="005F70FB"/>
     <w:rsid w:val="006364DB"/>
+    <w:rsid w:val="00640402"/>
     <w:rsid w:val="006E0DC2"/>
     <w:rsid w:val="00741C39"/>
     <w:rsid w:val="00745DD8"/>
     <w:rsid w:val="00751E4F"/>
+    <w:rsid w:val="0078778A"/>
     <w:rsid w:val="007D2596"/>
     <w:rsid w:val="007D3F62"/>
     <w:rsid w:val="007E37B4"/>
